--- a/backend/data/corpus/DOC-20211011-037.docx
+++ b/backend/data/corpus/DOC-20211011-037.docx
@@ -31,7 +31,7 @@
           <w:b/>
           <w:sz w:val="21"/>
         </w:rPr>
-        <w:t>HCP: Ulrike Abernathy, MD, Bayview Health Neurology, Bakersfield, CA (RSM)</w:t>
+        <w:t>HCP: Viraj Corliss, MD, Lakeshore Neurological Care Center, Lexington, KY (AR)</w:t>
       </w:r>
     </w:p>
     <w:p>
@@ -46,7 +46,7 @@
         <w:rPr>
           <w:sz w:val="21"/>
         </w:rPr>
-        <w:t>A twenty-minute meeting at the end of the clinic list, first one this quarter.</w:t>
+        <w:t>Benefit verification is the step that most often delays a start here.</w:t>
       </w:r>
     </w:p>
     <w:p>
@@ -61,7 +61,7 @@
         <w:rPr>
           <w:sz w:val="21"/>
         </w:rPr>
-        <w:t>This practice is still building familiarity with the product and had no clinical points to raise.</w:t>
+        <w:t>Asked whether I would be at the meeting later this year.</w:t>
       </w:r>
     </w:p>
     <w:p>
@@ -76,7 +76,7 @@
         <w:rPr>
           <w:sz w:val="21"/>
         </w:rPr>
-        <w:t>The practice lost a front-desk coordinator and has not backfilled, so the referral queue has stretched out.</w:t>
+        <w:t>Monitoring intervals during titration are set by clinic routine here rather than by protocol.</w:t>
       </w:r>
     </w:p>
     <w:p>
@@ -91,7 +91,7 @@
         <w:rPr>
           <w:sz w:val="21"/>
         </w:rPr>
-        <w:t>Formulary questions takes longer than the clinical decision, which came up as a general frustration.</w:t>
+        <w:t>Asked whether I had seen a review that circulated on the service; I had not, and offered nothing in return.</w:t>
       </w:r>
     </w:p>
     <w:p>
@@ -106,7 +106,7 @@
         <w:rPr>
           <w:sz w:val="21"/>
         </w:rPr>
-        <w:t>Referenced a case series someone forwarded in passing.</w:t>
+        <w:t>Routine follow-up slots looks better than last year since the summer, which shapes how much time there is for anything else.</w:t>
       </w:r>
     </w:p>
     <w:sectPr>
